--- a/example_articles/states/Ohio/6.states_Ohio_Other_publisher.docx
+++ b/example_articles/states/Ohio/6.states_Ohio_Other_publisher.docx
@@ -27,17 +27,17 @@
     </w:p>
     <w:p>
       <w:r>
-        <w:t>Source File: Other publishers/Files (305).DOCX</w:t>
+        <w:t>Source file: Other publishers/Files (305).DOCX</w:t>
       </w:r>
     </w:p>
     <w:p>
       <w:r>
-        <w:t>Raw locations result: ['Ohio']</w:t>
+        <w:t>Raw locations result, 'locations': ['Ohio']</w:t>
       </w:r>
     </w:p>
     <w:p>
       <w:r>
-        <w:t>states_stand_flat (Standardized): Ohio</w:t>
+        <w:t>Standardized locations result, 'states_stand_flat': Ohio</w:t>
       </w:r>
     </w:p>
     <w:p>

--- a/example_articles/states/Ohio/6.states_Ohio_Other_publisher.docx
+++ b/example_articles/states/Ohio/6.states_Ohio_Other_publisher.docx
@@ -7,7 +7,7 @@
         <w:pStyle w:val="Heading1"/>
       </w:pPr>
       <w:r>
-        <w:t>Critic's Choice</w:t>
+        <w:t>WELFARE REFORMS AIM TO GET JOBS FOR ALL</w:t>
       </w:r>
     </w:p>
     <w:p>
@@ -17,17 +17,17 @@
     </w:p>
     <w:p>
       <w:r>
-        <w:t>Date: 1992-08-27</w:t>
+        <w:t>Date: 1993-08-23</w:t>
       </w:r>
     </w:p>
     <w:p>
       <w:r>
-        <w:t>Section: Variety; Critic's choice; Pg. 8E</w:t>
+        <w:t>Section: NATIONAL,</w:t>
       </w:r>
     </w:p>
     <w:p>
       <w:r>
-        <w:t>Source file: Other publishers/Files (305).DOCX</w:t>
+        <w:t>Source file: Other publishers/Files (500) (26).DOCX</w:t>
       </w:r>
     </w:p>
     <w:p>
@@ -49,17 +49,63 @@
     </w:p>
     <w:p>
       <w:r>
-        <w:t>The artist's rendering above depicts your friendly (and dedicated) neighborhood TV critic as he screens the pilots for this fall's 30-plus new prime-time series. As it happens, Fox is jumping the gun and rolling out a couple of them tonight.</w:t>
+        <w:t>When Health and Human Services Secretary Donna Shalala was growing up in a working-class family in Cleveland, every woman, from her mother to her aunts, held a job to help put food on the table.</w:t>
         <w:br/>
-        <w:t>"Martin" (7:30 p.m., KITN-Ch. 29) stars Martin Lawrence ("House Party") as a trash-talking Detroit talk-radio host, his female next-door neighbor and his mother. It's a dumb idea, this three-for-one gimmick, and the sitcom would be better off if Lawrence ditched the drag bits. . . . If you can imagine "The Commitments," last year's gritty sleeper movie about a bunch of working-class Irish teens who start a R&amp;B band, Americanized and sanitized by producer Aaron Spelling ("Beverly Hills 90210"), then you can imagine "The Heights" (8 p.m., Ch. 29). You can also probably imagine how lame and lacking in authenticity this new Spelling series is. . . . Stick with Irish folkies "The Chieftains: In Concert" (8 p.m., KTCA-Ch. 2), or go with "Cheers" (8 p.m., KARE-Ch. 11) or Stanley Kubrick's classic 1964 satire of military-industrial madness, "Dr. Strangelove" (9 p.m., TNT).</w:t>
+        <w:t>Today, Shalala says that upbringing has helped shape her view that all welfare recipients -- including mothers of young children -- should get a job within two years.</w:t>
         <w:br/>
+        <w:t>''Our expectation is that everyone who 'can' works in this country,'' she said in a recent interview, with emphasis on ''can.''</w:t>
         <w:br/>
-        <w:t>Graphic</w:t>
+        <w:t>Shalala will soon act on that expectation with what promises to be a revolutionary proposal to reform the national welfare system.</w:t>
         <w:br/>
+        <w:t>Most Americans, whether conservative or liberal, Democrat or Republican, academic or auto worker, agree that the present system is broken.</w:t>
         <w:br/>
-        <w:t xml:space="preserve"> </w:t>
+        <w:t>This year, more than 5 million families -- 14 million parents and their children -- will receive checks through the main cash welfare program, Aid to Families with Dependent Children, at a cost of $ 22 billion.</w:t>
         <w:br/>
-        <w:t>Photograph</w:t>
+        <w:t>Yet welfare has failed to break the cycle of poverty for most of these families. It has discouraged people from working and encouraged dependency on the government by generation after generation of aid recipients.</w:t>
+        <w:br/>
+        <w:t>And, despite everyone's best efforts, the number of welfare recipients has climbed inexorably, increasing by one-third since 1989.</w:t>
+        <w:br/>
+        <w:t>Welfare reform was a centerpiece of President Clinton's presidential campaign. His pledge to ''end welfare as we know it'' helped define him as a ''New Democrat,'' and is credited with helping him win election.</w:t>
+        <w:br/>
+        <w:t>Like many liberals who came of age in the '60s, Shalala, 52, has increasingly come to the view that welfare mothers should take more responsibility for themselves.</w:t>
+        <w:br/>
+        <w:t>Shalala believes that what has been a permanent stigma for millions should become a temporary program that helps people get back on their feet and pushes them into the work force.</w:t>
+        <w:br/>
+        <w:t>But in an era of scarce government resources, it will be difficult to find money to provide the education, training and other help that Shalala believes is needed to move welfare mothers into paying jobs.</w:t>
+        <w:br/>
+        <w:t>For most Americans, welfare reform means saving money, not spending it. But early estimates of the cost of a Clinton administration proposal range from $ 5 billion to $ 20 billion a year.</w:t>
+        <w:br/>
+        <w:t>Will such costs doom welfare reform?</w:t>
+        <w:br/>
+        <w:t>''You have to demonstrate that in the long run it will save us money, that the cost of doing nothing is very high,'' said Shalala. ''It's a much larger cost for our society of keeping people their whole lives on welfare.''</w:t>
+        <w:br/>
+        <w:t>Before Congress even begins the effort it must first grapple with two other controversial pieces of legislation -- health-care reform and the North American Free Trade Agreement.</w:t>
+        <w:br/>
+        <w:t>Welfare legislation is unlikely to be seriously considered until next year and the prospects are uncertain at best.</w:t>
+        <w:br/>
+        <w:t>Still, there is broad agreement that this is an issue that can no longer be avoided.</w:t>
+        <w:br/>
+        <w:t>To produce a plan, Shalala will have to negotiate her way through conflicting political interests, from conservatives who don't want to pay more for a new welfare system to liberals who fear that limiting welfare to two years will cause financial hardship and misery.</w:t>
+        <w:br/>
+        <w:t>Despite the political difficulties, Shalala's advisers are pursuing four key areas of reform. They include:</w:t>
+        <w:br/>
+        <w:t>-- Making work pay. ''It's a simple notion,'' David Ellwood, co-chair of Shalala's Welfare Reform Working Group, said at a recent Chicago hearing. ''If you work, you shouldn't be poor.''</w:t>
+        <w:br/>
+        <w:t>One element of the plan already in place is the recent expansion of the Earned Income Tax Credit, which effectively raises a $ 4.25-an-hour job to $ 6. A second element is universal health-care coverage, expected to be the centerpiece of any health-care reform plan.</w:t>
+        <w:br/>
+        <w:t>The third element would be expanded access to child care, perhaps by making the popular Head Start program for low-income children year-round and full- day.</w:t>
+        <w:br/>
+        <w:t>-- Improving child support. Only one-third of single parents receive their court-ordered child support payments, with tens of billions of dollars going uncollected.</w:t>
+        <w:br/>
+        <w:t>''We're going to hold men responsible,'' said Shalala. ''They can't walk away from their families to some other part of the country.''</w:t>
+        <w:br/>
+        <w:t>-- Expanding education and training programs. The idea is to get welfare mothers ready for work while they are still collecting their checks.</w:t>
+        <w:br/>
+        <w:t>This would beef up the Family Support Act of 1988, which required states to operate a Job Opportunity and Basic Skills program. States have been slow to implement the program.</w:t>
+        <w:br/>
+        <w:t>-- Limiting welfare mothers' checks to two years or 30 months.</w:t>
+        <w:br/>
+        <w:t>This is the most controversial aspect of welfare reform, and numerous questions abound: At the end of two years, would people work for their welfare benefit or would they work instead of welfare? Would the government create community-service jobs if welfare recipients can't find work in the private sector?</w:t>
       </w:r>
     </w:p>
     <w:sectPr>

--- a/example_articles/states/Ohio/6.states_Ohio_Other_publisher.docx
+++ b/example_articles/states/Ohio/6.states_Ohio_Other_publisher.docx
@@ -7,7 +7,7 @@
         <w:pStyle w:val="Heading1"/>
       </w:pPr>
       <w:r>
-        <w:t>WELFARE REFORMS AIM TO GET JOBS FOR ALL</w:t>
+        <w:t>JOBS ATTRACTING ILLEGAL ALIENS</w:t>
       </w:r>
     </w:p>
     <w:p>
@@ -17,17 +17,17 @@
     </w:p>
     <w:p>
       <w:r>
-        <w:t>Date: 1993-08-23</w:t>
+        <w:t>Date: 1997-08-22</w:t>
       </w:r>
     </w:p>
     <w:p>
       <w:r>
-        <w:t>Section: NATIONAL,</w:t>
+        <w:t>Section: METRO TODAY,</w:t>
       </w:r>
     </w:p>
     <w:p>
       <w:r>
-        <w:t>Source file: Other publishers/Files (500) (26).DOCX</w:t>
+        <w:t>Source file: Other publishers/Files (500) (18).DOCX</w:t>
       </w:r>
     </w:p>
     <w:p>
@@ -49,63 +49,35 @@
     </w:p>
     <w:p>
       <w:r>
-        <w:t>When Health and Human Services Secretary Donna Shalala was growing up in a working-class family in Cleveland, every woman, from her mother to her aunts, held a job to help put food on the table.</w:t>
+        <w:t>CINCINNATI (AP) - The lure of better-paying jobs has attracted a flow of illegal aliens to a working-class Cincinnati neighborhood - and resulted in a federal crackdown.</w:t>
         <w:br/>
-        <w:t>Today, Shalala says that upbringing has helped shape her view that all welfare recipients -- including mothers of young children -- should get a job within two years.</w:t>
+        <w:t>As employers try to explain to federal authorities how the illegal workers got hired, critics in the neighborhood want to know who is making money smuggling in the illegal workers and getting them placed in the city's Lower Price Hill section.</w:t>
         <w:br/>
-        <w:t>''Our expectation is that everyone who 'can' works in this country,'' she said in a recent interview, with emphasis on ''can.''</w:t>
+        <w:t>''This is an underground railroad, and there is huge money being made,'' said Eileen Gallagher, treasurer of the Lower Price Hill Community Council, whose neighborhood has housed scores of suspected illegal aliens.</w:t>
         <w:br/>
-        <w:t>Shalala will soon act on that expectation with what promises to be a revolutionary proposal to reform the national welfare system.</w:t>
+        <w:t>One who has helped the new arrivals is Margaret Singer, executive director of the West Eighth and State Tenant Cooperative Organization. The neighborhood housing agency owns a dozen or so apartments, and generally charges rent of between $ 150 and $ 250 a month.</w:t>
         <w:br/>
-        <w:t>Most Americans, whether conservative or liberal, Democrat or Republican, academic or auto worker, agree that the present system is broken.</w:t>
+        <w:t>Singer speaks Spanish and is a former Peace Corps worker who once worked for Casa Oscar Romero, a haven in Brownsville, Texas, for Central American refugees during the 1980s.</w:t>
         <w:br/>
-        <w:t>This year, more than 5 million families -- 14 million parents and their children -- will receive checks through the main cash welfare program, Aid to Families with Dependent Children, at a cost of $ 22 billion.</w:t>
+        <w:t>Singer told The Cincinnati Enquirer Thursday that she does not check the authenticity of Social Security cards before renting to immigrants because it would be too costly. She said she helps them because she has vacant apartments when they are looking.  ''What am I supposed to do, tell them I don't speak Spanish and I can't help them?'' Singer said.</w:t>
         <w:br/>
-        <w:t>Yet welfare has failed to break the cycle of poverty for most of these families. It has discouraged people from working and encouraged dependency on the government by generation after generation of aid recipients.</w:t>
+        <w:t>Mamie Brooks, president of the housing agency's board, said board members want to persuade Singer to rent only to those who have entered the country legally.</w:t>
         <w:br/>
-        <w:t>And, despite everyone's best efforts, the number of welfare recipients has climbed inexorably, increasing by one-third since 1989.</w:t>
+        <w:t>''We're all partly responsible, because we've all turned our backs,'' Brooks said. ''We're going to put a stop to it.''</w:t>
         <w:br/>
-        <w:t>Welfare reform was a centerpiece of President Clinton's presidential campaign. His pledge to ''end welfare as we know it'' helped define him as a ''New Democrat,'' and is credited with helping him win election.</w:t>
+        <w:t>On Aug. 6, the Immigration and Naturalization Service raided a suburban Cincinnati packaging plant and arrested 117 illegal workers. In March, the INS arrested 17 people accused of coming to the United States on visitors' visas but working at a suburban Cincinnati hotel.</w:t>
         <w:br/>
-        <w:t>Like many liberals who came of age in the '60s, Shalala, 52, has increasingly come to the view that welfare mothers should take more responsibility for themselves.</w:t>
+        <w:t>In January, the government charged 63 employees of a Cincinnati food processing business with using faked documents to illegally obtain jobs.</w:t>
         <w:br/>
-        <w:t>Shalala believes that what has been a permanent stigma for millions should become a temporary program that helps people get back on their feet and pushes them into the work force.</w:t>
+        <w:t>''We used to think it was a big deal to find more than one,'' said Patrick Elersic, the INS' Cincinnati assistant officer in charge. ''Now, they're coming in larger numbers and they're coming and remaining, not following the crops.''</w:t>
         <w:br/>
-        <w:t>But in an era of scarce government resources, it will be difficult to find money to provide the education, training and other help that Shalala believes is needed to move welfare mothers into paying jobs.</w:t>
+        <w:t>Illegal immigrants entering the country through places such as Nogales, Ariz., and San Ysidro, Calif., have made Cincinnati a destination because employment and housing are comparatively easy to find.</w:t>
         <w:br/>
-        <w:t>For most Americans, welfare reform means saving money, not spending it. But early estimates of the cost of a Clinton administration proposal range from $ 5 billion to $ 20 billion a year.</w:t>
+        <w:t>The federal government estimates as many as 5 million illegal immigrants live in the United States. Most of Cincinnati's undetermined number of illegal immigrants arrived from Mexico or Guatemala.</w:t>
         <w:br/>
-        <w:t>Will such costs doom welfare reform?</w:t>
+        <w:t>The fine for hiring illegal aliens ranges from $ 250 to $ 2,000 per person on the first offense.</w:t>
         <w:br/>
-        <w:t>''You have to demonstrate that in the long run it will save us money, that the cost of doing nothing is very high,'' said Shalala. ''It's a much larger cost for our society of keeping people their whole lives on welfare.''</w:t>
-        <w:br/>
-        <w:t>Before Congress even begins the effort it must first grapple with two other controversial pieces of legislation -- health-care reform and the North American Free Trade Agreement.</w:t>
-        <w:br/>
-        <w:t>Welfare legislation is unlikely to be seriously considered until next year and the prospects are uncertain at best.</w:t>
-        <w:br/>
-        <w:t>Still, there is broad agreement that this is an issue that can no longer be avoided.</w:t>
-        <w:br/>
-        <w:t>To produce a plan, Shalala will have to negotiate her way through conflicting political interests, from conservatives who don't want to pay more for a new welfare system to liberals who fear that limiting welfare to two years will cause financial hardship and misery.</w:t>
-        <w:br/>
-        <w:t>Despite the political difficulties, Shalala's advisers are pursuing four key areas of reform. They include:</w:t>
-        <w:br/>
-        <w:t>-- Making work pay. ''It's a simple notion,'' David Ellwood, co-chair of Shalala's Welfare Reform Working Group, said at a recent Chicago hearing. ''If you work, you shouldn't be poor.''</w:t>
-        <w:br/>
-        <w:t>One element of the plan already in place is the recent expansion of the Earned Income Tax Credit, which effectively raises a $ 4.25-an-hour job to $ 6. A second element is universal health-care coverage, expected to be the centerpiece of any health-care reform plan.</w:t>
-        <w:br/>
-        <w:t>The third element would be expanded access to child care, perhaps by making the popular Head Start program for low-income children year-round and full- day.</w:t>
-        <w:br/>
-        <w:t>-- Improving child support. Only one-third of single parents receive their court-ordered child support payments, with tens of billions of dollars going uncollected.</w:t>
-        <w:br/>
-        <w:t>''We're going to hold men responsible,'' said Shalala. ''They can't walk away from their families to some other part of the country.''</w:t>
-        <w:br/>
-        <w:t>-- Expanding education and training programs. The idea is to get welfare mothers ready for work while they are still collecting their checks.</w:t>
-        <w:br/>
-        <w:t>This would beef up the Family Support Act of 1988, which required states to operate a Job Opportunity and Basic Skills program. States have been slow to implement the program.</w:t>
-        <w:br/>
-        <w:t>-- Limiting welfare mothers' checks to two years or 30 months.</w:t>
-        <w:br/>
-        <w:t>This is the most controversial aspect of welfare reform, and numerous questions abound: At the end of two years, would people work for their welfare benefit or would they work instead of welfare? Would the government create community-service jobs if welfare recipients can't find work in the private sector?</w:t>
+        <w:t>Investigators said many of those arrested possessed fake green card work permits and Social Security cards bought in Miami, Chicago or Atlanta.</w:t>
       </w:r>
     </w:p>
     <w:sectPr>
